--- a/template/Static_wordReport.docx
+++ b/template/Static_wordReport.docx
@@ -6,6 +6,7 @@
       <w:pPr>
         <w:jc w:val="center"/>
         <w:rPr>
+          <w:rFonts w:hint="eastAsia"/>
           <w:sz w:val="32"/>
           <w:szCs w:val="32"/>
         </w:rPr>
@@ -19,6 +20,252 @@
         <w:t>试验报告</w:t>
       </w:r>
     </w:p>
+    <w:tbl>
+      <w:tblPr>
+        <w:tblStyle w:val="ae"/>
+        <w:tblW w:w="0" w:type="auto"/>
+        <w:jc w:val="center"/>
+        <w:tblBorders>
+          <w:top w:val="none" w:sz="0" w:space="0" w:color="auto"/>
+          <w:left w:val="none" w:sz="0" w:space="0" w:color="auto"/>
+          <w:bottom w:val="none" w:sz="0" w:space="0" w:color="auto"/>
+          <w:right w:val="none" w:sz="0" w:space="0" w:color="auto"/>
+          <w:insideH w:val="none" w:sz="0" w:space="0" w:color="auto"/>
+          <w:insideV w:val="none" w:sz="0" w:space="0" w:color="auto"/>
+        </w:tblBorders>
+        <w:tblLayout w:type="fixed"/>
+        <w:tblLook w:val="04A0" w:firstRow="1" w:lastRow="0" w:firstColumn="1" w:lastColumn="0" w:noHBand="0" w:noVBand="1"/>
+      </w:tblPr>
+      <w:tblGrid>
+        <w:gridCol w:w="1418"/>
+        <w:gridCol w:w="2263"/>
+        <w:gridCol w:w="1417"/>
+        <w:gridCol w:w="1985"/>
+        <w:gridCol w:w="1417"/>
+        <w:gridCol w:w="1843"/>
+      </w:tblGrid>
+      <w:tr>
+        <w:trPr>
+          <w:jc w:val="center"/>
+        </w:trPr>
+        <w:tc>
+          <w:tcPr>
+            <w:tcW w:w="1418" w:type="dxa"/>
+          </w:tcPr>
+          <w:p>
+            <w:pPr>
+              <w:rPr>
+                <w:rFonts w:hint="eastAsia"/>
+                <w:sz w:val="24"/>
+              </w:rPr>
+            </w:pPr>
+            <w:r>
+              <w:rPr>
+                <w:rFonts w:hint="eastAsia"/>
+                <w:sz w:val="24"/>
+              </w:rPr>
+              <w:t>试样编号:</w:t>
+            </w:r>
+          </w:p>
+        </w:tc>
+        <w:tc>
+          <w:tcPr>
+            <w:tcW w:w="2263" w:type="dxa"/>
+          </w:tcPr>
+          <w:p>
+            <w:pPr>
+              <w:rPr>
+                <w:rFonts w:hint="eastAsia"/>
+                <w:sz w:val="24"/>
+              </w:rPr>
+            </w:pPr>
+            <w:proofErr w:type="spellStart"/>
+            <w:r>
+              <w:rPr>
+                <w:rFonts w:hint="eastAsia"/>
+                <w:sz w:val="24"/>
+              </w:rPr>
+              <w:t>SampleCode</w:t>
+            </w:r>
+            <w:proofErr w:type="spellEnd"/>
+          </w:p>
+        </w:tc>
+        <w:tc>
+          <w:tcPr>
+            <w:tcW w:w="1417" w:type="dxa"/>
+          </w:tcPr>
+          <w:p>
+            <w:pPr>
+              <w:rPr>
+                <w:rFonts w:hint="eastAsia"/>
+                <w:sz w:val="24"/>
+              </w:rPr>
+            </w:pPr>
+            <w:r>
+              <w:rPr>
+                <w:rFonts w:hint="eastAsia"/>
+                <w:sz w:val="24"/>
+              </w:rPr>
+              <w:t>试样批号:</w:t>
+            </w:r>
+          </w:p>
+        </w:tc>
+        <w:tc>
+          <w:tcPr>
+            <w:tcW w:w="1985" w:type="dxa"/>
+          </w:tcPr>
+          <w:p>
+            <w:pPr>
+              <w:rPr>
+                <w:rFonts w:hint="eastAsia"/>
+                <w:sz w:val="24"/>
+              </w:rPr>
+            </w:pPr>
+            <w:proofErr w:type="spellStart"/>
+            <w:r>
+              <w:rPr>
+                <w:rFonts w:hint="eastAsia"/>
+                <w:sz w:val="24"/>
+              </w:rPr>
+              <w:t>SampleNo</w:t>
+            </w:r>
+            <w:proofErr w:type="spellEnd"/>
+          </w:p>
+        </w:tc>
+        <w:tc>
+          <w:tcPr>
+            <w:tcW w:w="1417" w:type="dxa"/>
+          </w:tcPr>
+          <w:p>
+            <w:pPr>
+              <w:rPr>
+                <w:rFonts w:hint="eastAsia"/>
+                <w:sz w:val="24"/>
+              </w:rPr>
+            </w:pPr>
+            <w:r>
+              <w:rPr>
+                <w:rFonts w:hint="eastAsia"/>
+                <w:sz w:val="24"/>
+              </w:rPr>
+              <w:t>试样形状:</w:t>
+            </w:r>
+          </w:p>
+        </w:tc>
+        <w:tc>
+          <w:tcPr>
+            <w:tcW w:w="1843" w:type="dxa"/>
+          </w:tcPr>
+          <w:p>
+            <w:pPr>
+              <w:rPr>
+                <w:rFonts w:hint="eastAsia"/>
+                <w:sz w:val="24"/>
+              </w:rPr>
+            </w:pPr>
+            <w:proofErr w:type="spellStart"/>
+            <w:r>
+              <w:rPr>
+                <w:rFonts w:hint="eastAsia"/>
+                <w:sz w:val="24"/>
+              </w:rPr>
+              <w:t>SampleShape</w:t>
+            </w:r>
+            <w:proofErr w:type="spellEnd"/>
+          </w:p>
+        </w:tc>
+      </w:tr>
+      <w:tr>
+        <w:trPr>
+          <w:jc w:val="center"/>
+        </w:trPr>
+        <w:tc>
+          <w:tcPr>
+            <w:tcW w:w="1418" w:type="dxa"/>
+          </w:tcPr>
+          <w:p>
+            <w:pPr>
+              <w:rPr>
+                <w:rFonts w:hint="eastAsia"/>
+                <w:sz w:val="24"/>
+              </w:rPr>
+            </w:pPr>
+            <w:r>
+              <w:rPr>
+                <w:rFonts w:hint="eastAsia"/>
+                <w:sz w:val="24"/>
+              </w:rPr>
+              <w:t>最大载荷:</w:t>
+            </w:r>
+          </w:p>
+        </w:tc>
+        <w:tc>
+          <w:tcPr>
+            <w:tcW w:w="2263" w:type="dxa"/>
+          </w:tcPr>
+          <w:p>
+            <w:pPr>
+              <w:rPr>
+                <w:rFonts w:hint="eastAsia"/>
+                <w:sz w:val="24"/>
+              </w:rPr>
+            </w:pPr>
+            <w:proofErr w:type="spellStart"/>
+            <w:r>
+              <w:rPr>
+                <w:rFonts w:hint="eastAsia"/>
+                <w:sz w:val="24"/>
+              </w:rPr>
+              <w:t>SampleLoad</w:t>
+            </w:r>
+            <w:proofErr w:type="spellEnd"/>
+          </w:p>
+        </w:tc>
+        <w:tc>
+          <w:tcPr>
+            <w:tcW w:w="1417" w:type="dxa"/>
+          </w:tcPr>
+          <w:p>
+            <w:pPr>
+              <w:rPr>
+                <w:rFonts w:hint="eastAsia"/>
+                <w:sz w:val="24"/>
+              </w:rPr>
+            </w:pPr>
+            <w:r>
+              <w:rPr>
+                <w:rFonts w:hint="eastAsia"/>
+                <w:sz w:val="24"/>
+              </w:rPr>
+              <w:t>试验日期:</w:t>
+            </w:r>
+          </w:p>
+        </w:tc>
+        <w:tc>
+          <w:tcPr>
+            <w:tcW w:w="5245" w:type="dxa"/>
+            <w:gridSpan w:val="3"/>
+          </w:tcPr>
+          <w:p>
+            <w:pPr>
+              <w:rPr>
+                <w:rFonts w:hint="eastAsia"/>
+                <w:sz w:val="24"/>
+              </w:rPr>
+            </w:pPr>
+            <w:proofErr w:type="spellStart"/>
+            <w:r>
+              <w:rPr>
+                <w:rFonts w:hint="eastAsia"/>
+                <w:sz w:val="24"/>
+              </w:rPr>
+              <w:t>SampleTime</w:t>
+            </w:r>
+            <w:proofErr w:type="spellEnd"/>
+          </w:p>
+        </w:tc>
+      </w:tr>
+    </w:tbl>
     <w:p>
       <w:pPr>
         <w:rPr>
@@ -26,17 +273,10 @@
           <w:sz w:val="24"/>
         </w:rPr>
       </w:pPr>
-      <w:r>
-        <w:rPr>
-          <w:rFonts w:hint="eastAsia"/>
-          <w:sz w:val="24"/>
-        </w:rPr>
-        <w:t xml:space="preserve">    </w:t>
-      </w:r>
     </w:p>
     <w:sectPr>
       <w:pgSz w:w="11906" w:h="16838"/>
-      <w:pgMar w:top="1440" w:right="1800" w:bottom="1440" w:left="1800" w:header="851" w:footer="992" w:gutter="0"/>
+      <w:pgMar w:top="720" w:right="720" w:bottom="720" w:left="720" w:header="851" w:footer="992" w:gutter="0"/>
       <w:cols w:space="425"/>
       <w:docGrid w:type="lines" w:linePitch="312"/>
     </w:sectPr>
@@ -968,6 +1208,25 @@
       <w:spacing w:val="5"/>
     </w:rPr>
   </w:style>
+  <w:style w:type="table" w:styleId="ae">
+    <w:name w:val="Table Grid"/>
+    <w:basedOn w:val="a1"/>
+    <w:uiPriority w:val="39"/>
+    <w:rsid w:val="00CB257E"/>
+    <w:pPr>
+      <w:spacing w:after="0" w:line="240" w:lineRule="auto"/>
+    </w:pPr>
+    <w:tblPr>
+      <w:tblBorders>
+        <w:top w:val="single" w:sz="4" w:space="0" w:color="auto"/>
+        <w:left w:val="single" w:sz="4" w:space="0" w:color="auto"/>
+        <w:bottom w:val="single" w:sz="4" w:space="0" w:color="auto"/>
+        <w:right w:val="single" w:sz="4" w:space="0" w:color="auto"/>
+        <w:insideH w:val="single" w:sz="4" w:space="0" w:color="auto"/>
+        <w:insideV w:val="single" w:sz="4" w:space="0" w:color="auto"/>
+      </w:tblBorders>
+    </w:tblPr>
+  </w:style>
 </w:styles>
 </file>
 

--- a/template/Static_wordReport.docx
+++ b/template/Static_wordReport.docx
@@ -38,10 +38,14 @@
       </w:tblPr>
       <w:tblGrid>
         <w:gridCol w:w="1418"/>
-        <w:gridCol w:w="2263"/>
+        <w:gridCol w:w="305"/>
+        <w:gridCol w:w="1958"/>
         <w:gridCol w:w="1417"/>
-        <w:gridCol w:w="1985"/>
-        <w:gridCol w:w="1417"/>
+        <w:gridCol w:w="73"/>
+        <w:gridCol w:w="1912"/>
+        <w:gridCol w:w="142"/>
+        <w:gridCol w:w="1134"/>
+        <w:gridCol w:w="141"/>
         <w:gridCol w:w="1843"/>
       </w:tblGrid>
       <w:tr>
@@ -71,6 +75,7 @@
         <w:tc>
           <w:tcPr>
             <w:tcW w:w="2263" w:type="dxa"/>
+            <w:gridSpan w:val="2"/>
           </w:tcPr>
           <w:p>
             <w:pPr>
@@ -113,6 +118,7 @@
         <w:tc>
           <w:tcPr>
             <w:tcW w:w="1985" w:type="dxa"/>
+            <w:gridSpan w:val="2"/>
           </w:tcPr>
           <w:p>
             <w:pPr>
@@ -135,6 +141,7 @@
         <w:tc>
           <w:tcPr>
             <w:tcW w:w="1417" w:type="dxa"/>
+            <w:gridSpan w:val="3"/>
           </w:tcPr>
           <w:p>
             <w:pPr>
@@ -202,6 +209,7 @@
         <w:tc>
           <w:tcPr>
             <w:tcW w:w="2263" w:type="dxa"/>
+            <w:gridSpan w:val="2"/>
           </w:tcPr>
           <w:p>
             <w:pPr>
@@ -244,7 +252,7 @@
         <w:tc>
           <w:tcPr>
             <w:tcW w:w="5245" w:type="dxa"/>
-            <w:gridSpan w:val="3"/>
+            <w:gridSpan w:val="6"/>
           </w:tcPr>
           <w:p>
             <w:pPr>
@@ -262,6 +270,213 @@
               <w:t>SampleTime</w:t>
             </w:r>
             <w:proofErr w:type="spellEnd"/>
+          </w:p>
+        </w:tc>
+      </w:tr>
+      <w:tr>
+        <w:trPr>
+          <w:trHeight w:val="4321"/>
+          <w:jc w:val="center"/>
+        </w:trPr>
+        <w:tc>
+          <w:tcPr>
+            <w:tcW w:w="10343" w:type="dxa"/>
+            <w:gridSpan w:val="10"/>
+          </w:tcPr>
+          <w:p>
+            <w:pPr>
+              <w:rPr>
+                <w:rFonts w:hint="eastAsia"/>
+                <w:sz w:val="24"/>
+              </w:rPr>
+            </w:pPr>
+          </w:p>
+        </w:tc>
+      </w:tr>
+      <w:tr>
+        <w:trPr>
+          <w:trHeight w:val="4521"/>
+          <w:jc w:val="center"/>
+        </w:trPr>
+        <w:tc>
+          <w:tcPr>
+            <w:tcW w:w="10343" w:type="dxa"/>
+            <w:gridSpan w:val="10"/>
+          </w:tcPr>
+          <w:p>
+            <w:pPr>
+              <w:rPr>
+                <w:rFonts w:hint="eastAsia"/>
+                <w:sz w:val="24"/>
+              </w:rPr>
+            </w:pPr>
+          </w:p>
+        </w:tc>
+      </w:tr>
+      <w:tr>
+        <w:trPr>
+          <w:trHeight w:val="4291"/>
+          <w:jc w:val="center"/>
+        </w:trPr>
+        <w:tc>
+          <w:tcPr>
+            <w:tcW w:w="10343" w:type="dxa"/>
+            <w:gridSpan w:val="10"/>
+          </w:tcPr>
+          <w:p>
+            <w:pPr>
+              <w:rPr>
+                <w:rFonts w:hint="eastAsia"/>
+                <w:sz w:val="24"/>
+              </w:rPr>
+            </w:pPr>
+          </w:p>
+        </w:tc>
+      </w:tr>
+      <w:tr>
+        <w:trPr>
+          <w:trHeight w:val="4291"/>
+          <w:jc w:val="center"/>
+        </w:trPr>
+        <w:tc>
+          <w:tcPr>
+            <w:tcW w:w="10343" w:type="dxa"/>
+            <w:gridSpan w:val="10"/>
+          </w:tcPr>
+          <w:p>
+            <w:pPr>
+              <w:rPr>
+                <w:rFonts w:hint="eastAsia"/>
+                <w:sz w:val="24"/>
+              </w:rPr>
+            </w:pPr>
+          </w:p>
+        </w:tc>
+      </w:tr>
+      <w:tr>
+        <w:trPr>
+          <w:trHeight w:val="498"/>
+          <w:jc w:val="center"/>
+        </w:trPr>
+        <w:tc>
+          <w:tcPr>
+            <w:tcW w:w="1723" w:type="dxa"/>
+            <w:gridSpan w:val="2"/>
+          </w:tcPr>
+          <w:p>
+            <w:pPr>
+              <w:rPr>
+                <w:rFonts w:hint="eastAsia"/>
+                <w:sz w:val="24"/>
+              </w:rPr>
+            </w:pPr>
+            <w:r>
+              <w:rPr>
+                <w:rFonts w:hint="eastAsia"/>
+                <w:sz w:val="24"/>
+              </w:rPr>
+              <w:t>试验员：</w:t>
+            </w:r>
+          </w:p>
+        </w:tc>
+        <w:tc>
+          <w:tcPr>
+            <w:tcW w:w="1958" w:type="dxa"/>
+          </w:tcPr>
+          <w:p>
+            <w:pPr>
+              <w:rPr>
+                <w:rFonts w:hint="eastAsia"/>
+                <w:sz w:val="24"/>
+              </w:rPr>
+            </w:pPr>
+            <w:proofErr w:type="spellStart"/>
+            <w:r>
+              <w:rPr>
+                <w:rFonts w:hint="eastAsia"/>
+                <w:sz w:val="24"/>
+              </w:rPr>
+              <w:t>SampleOperator</w:t>
+            </w:r>
+            <w:proofErr w:type="spellEnd"/>
+          </w:p>
+        </w:tc>
+        <w:tc>
+          <w:tcPr>
+            <w:tcW w:w="1490" w:type="dxa"/>
+            <w:gridSpan w:val="2"/>
+          </w:tcPr>
+          <w:p>
+            <w:pPr>
+              <w:rPr>
+                <w:rFonts w:hint="eastAsia"/>
+                <w:sz w:val="24"/>
+              </w:rPr>
+            </w:pPr>
+            <w:r>
+              <w:rPr>
+                <w:rFonts w:hint="eastAsia"/>
+                <w:sz w:val="24"/>
+              </w:rPr>
+              <w:t>审核：</w:t>
+            </w:r>
+          </w:p>
+        </w:tc>
+        <w:tc>
+          <w:tcPr>
+            <w:tcW w:w="2054" w:type="dxa"/>
+            <w:gridSpan w:val="2"/>
+          </w:tcPr>
+          <w:p>
+            <w:pPr>
+              <w:rPr>
+                <w:rFonts w:hint="eastAsia"/>
+                <w:sz w:val="24"/>
+              </w:rPr>
+            </w:pPr>
+            <w:proofErr w:type="spellStart"/>
+            <w:r>
+              <w:rPr>
+                <w:rFonts w:hint="eastAsia"/>
+                <w:sz w:val="24"/>
+              </w:rPr>
+              <w:t>SampleChecker</w:t>
+            </w:r>
+            <w:proofErr w:type="spellEnd"/>
+          </w:p>
+        </w:tc>
+        <w:tc>
+          <w:tcPr>
+            <w:tcW w:w="1134" w:type="dxa"/>
+          </w:tcPr>
+          <w:p>
+            <w:pPr>
+              <w:rPr>
+                <w:rFonts w:hint="eastAsia"/>
+                <w:sz w:val="24"/>
+              </w:rPr>
+            </w:pPr>
+            <w:r>
+              <w:rPr>
+                <w:rFonts w:hint="eastAsia"/>
+                <w:sz w:val="24"/>
+              </w:rPr>
+              <w:t>批准：</w:t>
+            </w:r>
+          </w:p>
+        </w:tc>
+        <w:tc>
+          <w:tcPr>
+            <w:tcW w:w="1984" w:type="dxa"/>
+            <w:gridSpan w:val="2"/>
+          </w:tcPr>
+          <w:p>
+            <w:pPr>
+              <w:rPr>
+                <w:rFonts w:hint="eastAsia"/>
+                <w:sz w:val="24"/>
+              </w:rPr>
+            </w:pPr>
           </w:p>
         </w:tc>
       </w:tr>

--- a/template/Static_wordReport.docx
+++ b/template/Static_wordReport.docx
@@ -276,66 +276,6 @@
       <w:tr>
         <w:trPr>
           <w:trHeight w:val="4321"/>
-          <w:jc w:val="center"/>
-        </w:trPr>
-        <w:tc>
-          <w:tcPr>
-            <w:tcW w:w="10343" w:type="dxa"/>
-            <w:gridSpan w:val="10"/>
-          </w:tcPr>
-          <w:p>
-            <w:pPr>
-              <w:rPr>
-                <w:rFonts w:hint="eastAsia"/>
-                <w:sz w:val="24"/>
-              </w:rPr>
-            </w:pPr>
-          </w:p>
-        </w:tc>
-      </w:tr>
-      <w:tr>
-        <w:trPr>
-          <w:trHeight w:val="4521"/>
-          <w:jc w:val="center"/>
-        </w:trPr>
-        <w:tc>
-          <w:tcPr>
-            <w:tcW w:w="10343" w:type="dxa"/>
-            <w:gridSpan w:val="10"/>
-          </w:tcPr>
-          <w:p>
-            <w:pPr>
-              <w:rPr>
-                <w:rFonts w:hint="eastAsia"/>
-                <w:sz w:val="24"/>
-              </w:rPr>
-            </w:pPr>
-          </w:p>
-        </w:tc>
-      </w:tr>
-      <w:tr>
-        <w:trPr>
-          <w:trHeight w:val="4291"/>
-          <w:jc w:val="center"/>
-        </w:trPr>
-        <w:tc>
-          <w:tcPr>
-            <w:tcW w:w="10343" w:type="dxa"/>
-            <w:gridSpan w:val="10"/>
-          </w:tcPr>
-          <w:p>
-            <w:pPr>
-              <w:rPr>
-                <w:rFonts w:hint="eastAsia"/>
-                <w:sz w:val="24"/>
-              </w:rPr>
-            </w:pPr>
-          </w:p>
-        </w:tc>
-      </w:tr>
-      <w:tr>
-        <w:trPr>
-          <w:trHeight w:val="4291"/>
           <w:jc w:val="center"/>
         </w:trPr>
         <w:tc>
